--- a/arbeitsblaetter/Word_Test_Korrekturblatt.docx
+++ b/arbeitsblaetter/Word_Test_Korrekturblatt.docx
@@ -863,7 +863,7 @@
                 <w:color w:val="172A3A"/>
                 <w:sz w:val="18"/>
               </w:rPr>
-              <w:t>Auf eine Dezimalstelle runden. 18/30 = 60 % = Note 4.0.</w:t>
+              <w:t>Kaufmännisch auf eine Dezimalstelle runden. 18/30 = 60 % = Note 4.0.</w:t>
             </w:r>
           </w:p>
         </w:tc>

--- a/arbeitsblaetter/Word_Test_Korrekturblatt.docx
+++ b/arbeitsblaetter/Word_Test_Korrekturblatt.docx
@@ -599,7 +599,7 @@
                 <w:color w:val="172A3A"/>
                 <w:sz w:val="18"/>
               </w:rPr>
-              <w:t>Bild: eingefügt, Rand weg, ca. 6 cm, Quadrat, rechts</w:t>
+              <w:t>Bild: Platzhalter ersetzt, zugeschnitten, ca. 6 cm, Quadrat, rechts</w:t>
             </w:r>
             <w:r>
               <w:rPr>
@@ -610,6 +610,17 @@
                 <w:sz w:val="18"/>
               </w:rPr>
               <w:t xml:space="preserve">    ____ / 4</w:t>
+            </w:r>
+            <w:r>
+              <w:rPr>
+                <w:rFonts w:ascii="Arial" w:hAnsi="Arial" w:eastAsia="Arial"/>
+                <w:b w:val="0"/>
+                <w:i w:val="0"/>
+                <w:color w:val="667684"/>
+                <w:sz w:val="16"/>
+              </w:rPr>
+              <w:br/>
+              <w:t>Teilpunkte: Bild statt Platzhalter 1 · Zuschneiden 1 · Grösse 0,5 · Quadrat 0,5 · Position 1</w:t>
             </w:r>
           </w:p>
         </w:tc>
@@ -751,6 +762,17 @@
               </w:rPr>
               <w:t xml:space="preserve">    ____ / 5</w:t>
             </w:r>
+            <w:r>
+              <w:rPr>
+                <w:rFonts w:ascii="Arial" w:hAnsi="Arial" w:eastAsia="Arial"/>
+                <w:b w:val="0"/>
+                <w:i w:val="0"/>
+                <w:color w:val="667684"/>
+                <w:sz w:val="16"/>
+              </w:rPr>
+              <w:br/>
+              <w:t>Teilpunkte: echte 4×5-Tabelle 2 · Daten korrekt 1 · Kopfzeile 1 · Zeit zentriert 1</w:t>
+            </w:r>
           </w:p>
           <w:p>
             <w:pPr>
@@ -785,6 +807,17 @@
                 <w:sz w:val="18"/>
               </w:rPr>
               <w:t xml:space="preserve">    ____ / 3</w:t>
+            </w:r>
+            <w:r>
+              <w:rPr>
+                <w:rFonts w:ascii="Arial" w:hAnsi="Arial" w:eastAsia="Arial"/>
+                <w:b w:val="0"/>
+                <w:i w:val="0"/>
+                <w:color w:val="667684"/>
+                <w:sz w:val="16"/>
+              </w:rPr>
+              <w:br/>
+              <w:t>Teilpunkte: Kopfzeile 1 · automatische Seitenzahl 1 · Fusszeile mittig/auf beiden Seiten 1</w:t>
             </w:r>
           </w:p>
         </w:tc>

--- a/arbeitsblaetter/Word_Test_Korrekturblatt.docx
+++ b/arbeitsblaetter/Word_Test_Korrekturblatt.docx
@@ -620,7 +620,7 @@
                 <w:sz w:val="16"/>
               </w:rPr>
               <w:br/>
-              <w:t>Teilpunkte: Bild statt Platzhalter 1 · Zuschneiden 1 · Grösse 0,5 · Quadrat 0,5 · Position 1</w:t>
+              <w:t>Teilpunkte: Bild statt Platzhalter 1 · Zuschneiden 1 · Grösse passend / nicht verzerrt 1 · Quadrat + Position rechts 1</w:t>
             </w:r>
           </w:p>
         </w:tc>
